--- a/templates/af_quotation.docx
+++ b/templates/af_quotation.docx
@@ -926,7 +926,103 @@
               <w:rPr>
                 <w:rStyle w:val="fLabel"/>
               </w:rPr>
-              <w:t xml:space="preserve">SYARAT DAN KETENTUAN</w:t>
+              <w:t xml:space="preserve">KETENTUAN PENAWARAN</w:t>
+            </w:r>
+          </w:p>
+          <w:p>
+            <w:pPr>
+              <w:spacing w:after="20"/>
+            </w:pPr>
+            <w:r>
+              <w:rPr>
+                <w:rStyle w:val="fSmallBold"/>
+              </w:rPr>
+              <w:t xml:space="preserve">Kondisi Stok: </w:t>
+            </w:r>
+            <w:r>
+              <w:rPr>
+                <w:rStyle w:val="fSmall"/>
+              </w:rPr>
+              <w:t xml:space="preserve">${stock_conditions}</w:t>
+            </w:r>
+          </w:p>
+          <w:p>
+            <w:pPr>
+              <w:spacing w:after="20"/>
+            </w:pPr>
+            <w:r>
+              <w:rPr>
+                <w:rStyle w:val="fSmallBold"/>
+              </w:rPr>
+              <w:t xml:space="preserve">Syarat Pembayaran: </w:t>
+            </w:r>
+            <w:r>
+              <w:rPr>
+                <w:rStyle w:val="fSmall"/>
+              </w:rPr>
+              <w:t xml:space="preserve">${term_of_payment}</w:t>
+            </w:r>
+          </w:p>
+          <w:p>
+            <w:pPr>
+              <w:spacing w:after="20"/>
+            </w:pPr>
+            <w:r>
+              <w:rPr>
+                <w:rStyle w:val="fSmallBold"/>
+              </w:rPr>
+              <w:t xml:space="preserve">Kondisi Harga: </w:t>
+            </w:r>
+            <w:r>
+              <w:rPr>
+                <w:rStyle w:val="fSmall"/>
+              </w:rPr>
+              <w:t xml:space="preserve">${price_conditions}</w:t>
+            </w:r>
+          </w:p>
+          <w:p>
+            <w:pPr>
+              <w:spacing w:after="20"/>
+            </w:pPr>
+            <w:r>
+              <w:rPr>
+                <w:rStyle w:val="fSmallBold"/>
+              </w:rPr>
+              <w:t xml:space="preserve">Standard Packing: </w:t>
+            </w:r>
+            <w:r>
+              <w:rPr>
+                <w:rStyle w:val="fSmall"/>
+              </w:rPr>
+              <w:t xml:space="preserve">${standard_packing}</w:t>
+            </w:r>
+          </w:p>
+          <w:p>
+            <w:pPr>
+              <w:spacing w:after="40"/>
+            </w:pPr>
+            <w:r>
+              <w:rPr>
+                <w:rStyle w:val="fSmallBold"/>
+              </w:rPr>
+              <w:t xml:space="preserve">Masa Berlaku: </w:t>
+            </w:r>
+            <w:r>
+              <w:rPr>
+                <w:rStyle w:val="fSmall"/>
+              </w:rPr>
+              <w:t xml:space="preserve">${offer_validity}</w:t>
+            </w:r>
+          </w:p>
+          <w:p>
+            <w:pPr>
+              <w:pStyle w:val="pLeft"/>
+            </w:pPr>
+            <w:r>
+              <w:rPr>
+                <w:rStyle w:val="fLabel"/>
+              </w:rPr>
+              <w:t xml:space="preserve">Catatan / Syarat Lain:</w:t>
             </w:r>
           </w:p>
           <w:p>
@@ -938,28 +1034,6 @@
                 <w:rStyle w:val="fSmall"/>
               </w:rPr>
               <w:t xml:space="preserve">${terms}</w:t>
-            </w:r>
-          </w:p>
-          <w:p>
-            <w:pPr>
-              <w:pStyle w:val="pAddress"/>
-            </w:pPr>
-            <w:r>
-              <w:rPr>
-                <w:rStyle w:val="fValue"/>
-              </w:rPr>
-              <w:t xml:space="preserve"> </w:t>
-            </w:r>
-          </w:p>
-          <w:p>
-            <w:pPr>
-              <w:pStyle w:val="pLeft"/>
-            </w:pPr>
-            <w:r>
-              <w:rPr>
-                <w:rStyle w:val="fLabel"/>
-              </w:rPr>
-              <w:t xml:space="preserve">Catatan:</w:t>
             </w:r>
           </w:p>
           <w:p>
@@ -1178,7 +1252,7 @@
   <w:docDefaults>
     <w:rPrDefault>
       <w:rPr>
-        <w:rFonts w:ascii="Calibri" w:hAnsi="Calibri" w:eastAsia="Calibri" w:cs="Calibri"/>
+        <w:rFonts w:ascii="Arial" w:hAnsi="Arial" w:eastAsia="Arial" w:cs="Arial"/>
         <w:sz w:val="20"/>
         <w:szCs w:val="20"/>
         <w:lang w:val="en-US"/>
@@ -1245,7 +1319,7 @@
   <w:style w:type="character">
     <w:name w:val="fTitle"/>
     <w:rPr>
-      <w:rFonts w:ascii="Calibri" w:hAnsi="Calibri" w:eastAsia="Calibri" w:cs="Calibri"/>
+      <w:rFonts w:ascii="Arial" w:hAnsi="Arial" w:eastAsia="Arial" w:cs="Arial"/>
       <w:color w:val="0E3B8A"/>
       <w:sz w:val="32"/>
       <w:szCs w:val="32"/>
@@ -1256,7 +1330,7 @@
   <w:style w:type="character">
     <w:name w:val="fDocType"/>
     <w:rPr>
-      <w:rFonts w:ascii="Calibri" w:hAnsi="Calibri" w:eastAsia="Calibri" w:cs="Calibri"/>
+      <w:rFonts w:ascii="Arial" w:hAnsi="Arial" w:eastAsia="Arial" w:cs="Arial"/>
       <w:color w:val="1A56DB"/>
       <w:sz w:val="28"/>
       <w:szCs w:val="28"/>
@@ -1267,7 +1341,7 @@
   <w:style w:type="character">
     <w:name w:val="fCompany"/>
     <w:rPr>
-      <w:rFonts w:ascii="Calibri" w:hAnsi="Calibri" w:eastAsia="Calibri" w:cs="Calibri"/>
+      <w:rFonts w:ascii="Arial" w:hAnsi="Arial" w:eastAsia="Arial" w:cs="Arial"/>
       <w:color w:val="0E3B8A"/>
       <w:sz w:val="28"/>
       <w:szCs w:val="28"/>
@@ -1278,7 +1352,7 @@
   <w:style w:type="character">
     <w:name w:val="fLabel"/>
     <w:rPr>
-      <w:rFonts w:ascii="Calibri" w:hAnsi="Calibri" w:eastAsia="Calibri" w:cs="Calibri"/>
+      <w:rFonts w:ascii="Arial" w:hAnsi="Arial" w:eastAsia="Arial" w:cs="Arial"/>
       <w:sz w:val="20"/>
       <w:szCs w:val="20"/>
       <w:b w:val="1"/>
@@ -1288,7 +1362,7 @@
   <w:style w:type="character">
     <w:name w:val="fValue"/>
     <w:rPr>
-      <w:rFonts w:ascii="Calibri" w:hAnsi="Calibri" w:eastAsia="Calibri" w:cs="Calibri"/>
+      <w:rFonts w:ascii="Arial" w:hAnsi="Arial" w:eastAsia="Arial" w:cs="Arial"/>
       <w:sz w:val="20"/>
       <w:szCs w:val="20"/>
     </w:rPr>
@@ -1296,46 +1370,17 @@
   <w:style w:type="character">
     <w:name w:val="fSmall"/>
     <w:rPr>
-      <w:rFonts w:ascii="Calibri" w:hAnsi="Calibri" w:eastAsia="Calibri" w:cs="Calibri"/>
+      <w:rFonts w:ascii="Arial" w:hAnsi="Arial" w:eastAsia="Arial" w:cs="Arial"/>
       <w:color w:val="666666"/>
-      <w:sz w:val="16"/>
-      <w:szCs w:val="16"/>
+      <w:sz w:val="20"/>
+      <w:szCs w:val="20"/>
     </w:rPr>
   </w:style>
   <w:style w:type="character">
     <w:name w:val="fSmallBold"/>
     <w:rPr>
-      <w:rFonts w:ascii="Calibri" w:hAnsi="Calibri" w:eastAsia="Calibri" w:cs="Calibri"/>
+      <w:rFonts w:ascii="Arial" w:hAnsi="Arial" w:eastAsia="Arial" w:cs="Arial"/>
       <w:color w:val="666666"/>
-      <w:sz w:val="16"/>
-      <w:szCs w:val="16"/>
-      <w:b w:val="1"/>
-      <w:bCs w:val="1"/>
-    </w:rPr>
-  </w:style>
-  <w:style w:type="character">
-    <w:name w:val="fTableHeader"/>
-    <w:rPr>
-      <w:rFonts w:ascii="Calibri" w:hAnsi="Calibri" w:eastAsia="Calibri" w:cs="Calibri"/>
-      <w:color w:val="FFFFFF"/>
-      <w:sz w:val="18"/>
-      <w:szCs w:val="18"/>
-      <w:b w:val="1"/>
-      <w:bCs w:val="1"/>
-    </w:rPr>
-  </w:style>
-  <w:style w:type="character">
-    <w:name w:val="fTableCell"/>
-    <w:rPr>
-      <w:rFonts w:ascii="Calibri" w:hAnsi="Calibri" w:eastAsia="Calibri" w:cs="Calibri"/>
-      <w:sz w:val="18"/>
-      <w:szCs w:val="18"/>
-    </w:rPr>
-  </w:style>
-  <w:style w:type="character">
-    <w:name w:val="fTotalLabel"/>
-    <w:rPr>
-      <w:rFonts w:ascii="Calibri" w:hAnsi="Calibri" w:eastAsia="Calibri" w:cs="Calibri"/>
       <w:sz w:val="20"/>
       <w:szCs w:val="20"/>
       <w:b w:val="1"/>
@@ -1343,42 +1388,71 @@
     </w:rPr>
   </w:style>
   <w:style w:type="character">
-    <w:name w:val="fTotalValue"/>
+    <w:name w:val="fTableHeader"/>
     <w:rPr>
-      <w:rFonts w:ascii="Calibri" w:hAnsi="Calibri" w:eastAsia="Calibri" w:cs="Calibri"/>
-      <w:color w:val="0E3B8A"/>
-      <w:sz w:val="22"/>
-      <w:szCs w:val="22"/>
+      <w:rFonts w:ascii="Arial" w:hAnsi="Arial" w:eastAsia="Arial" w:cs="Arial"/>
+      <w:color w:val="FFFFFF"/>
+      <w:sz w:val="20"/>
+      <w:szCs w:val="20"/>
       <w:b w:val="1"/>
       <w:bCs w:val="1"/>
     </w:rPr>
   </w:style>
   <w:style w:type="character">
-    <w:name w:val="fAddressLabel"/>
+    <w:name w:val="fTableCell"/>
     <w:rPr>
-      <w:rFonts w:ascii="Calibri" w:hAnsi="Calibri" w:eastAsia="Calibri" w:cs="Calibri"/>
-      <w:sz w:val="22"/>
-      <w:szCs w:val="22"/>
+      <w:rFonts w:ascii="Arial" w:hAnsi="Arial" w:eastAsia="Arial" w:cs="Arial"/>
+      <w:sz w:val="20"/>
+      <w:szCs w:val="20"/>
+    </w:rPr>
+  </w:style>
+  <w:style w:type="character">
+    <w:name w:val="fTotalLabel"/>
+    <w:rPr>
+      <w:rFonts w:ascii="Arial" w:hAnsi="Arial" w:eastAsia="Arial" w:cs="Arial"/>
+      <w:sz w:val="20"/>
+      <w:szCs w:val="20"/>
       <w:b w:val="1"/>
       <w:bCs w:val="1"/>
     </w:rPr>
   </w:style>
   <w:style w:type="character">
-    <w:name w:val="fAddressName"/>
+    <w:name w:val="fTotalValue"/>
     <w:rPr>
-      <w:rFonts w:ascii="Calibri" w:hAnsi="Calibri" w:eastAsia="Calibri" w:cs="Calibri"/>
-      <w:sz w:val="26"/>
-      <w:szCs w:val="26"/>
+      <w:rFonts w:ascii="Arial" w:hAnsi="Arial" w:eastAsia="Arial" w:cs="Arial"/>
+      <w:color w:val="0E3B8A"/>
+      <w:sz w:val="20"/>
+      <w:szCs w:val="20"/>
       <w:b w:val="1"/>
       <w:bCs w:val="1"/>
     </w:rPr>
   </w:style>
   <w:style w:type="character">
+    <w:name w:val="fAddressLabel"/>
+    <w:rPr>
+      <w:rFonts w:ascii="Arial" w:hAnsi="Arial" w:eastAsia="Arial" w:cs="Arial"/>
+      <w:sz w:val="20"/>
+      <w:szCs w:val="20"/>
+      <w:b w:val="1"/>
+      <w:bCs w:val="1"/>
+    </w:rPr>
+  </w:style>
+  <w:style w:type="character">
+    <w:name w:val="fAddressName"/>
+    <w:rPr>
+      <w:rFonts w:ascii="Arial" w:hAnsi="Arial" w:eastAsia="Arial" w:cs="Arial"/>
+      <w:sz w:val="20"/>
+      <w:szCs w:val="20"/>
+      <w:b w:val="1"/>
+      <w:bCs w:val="1"/>
+    </w:rPr>
+  </w:style>
+  <w:style w:type="character">
     <w:name w:val="fAddressText"/>
     <w:rPr>
-      <w:rFonts w:ascii="Calibri" w:hAnsi="Calibri" w:eastAsia="Calibri" w:cs="Calibri"/>
-      <w:sz w:val="24"/>
-      <w:szCs w:val="24"/>
+      <w:rFonts w:ascii="Arial" w:hAnsi="Arial" w:eastAsia="Arial" w:cs="Arial"/>
+      <w:sz w:val="20"/>
+      <w:szCs w:val="20"/>
     </w:rPr>
   </w:style>
 </w:styles>
